--- a/submissions/08-nutrition-panel-granola/inputs/supplier_spec_s1187_crisp_rice.docx
+++ b/submissions/08-nutrition-panel-granola/inputs/supplier_spec_s1187_crisp_rice.docx
@@ -713,7 +713,7 @@
         <w:spacing w:after="120"/>
       </w:pPr>
       <w:r>
-        <w:t>This specification supersedes revision 6 dated August 2024, which listed the sub-ingredients as rice, sugar, salt and malt flavor from a two-lot composite. Revision 7 names the barley malt extract, restates the proportions after the 2025 recipe change and reflects the three-lot composite of 2025 production; it is the specification in force for lots packed after October 1, 2025.</w:t>
+        <w:t>This specification supersedes revision 6 dated August 2024, which listed the sub-ingredients as rice, sugar, salt and malt flavor at rice 91 percent, sugar 7 percent, salt 1.2 percent and malt flavor 0.8 percent, from a two-lot composite. Revision 7 names the barley malt extract, restates the proportions after the 2025 recipe change and reflects the three-lot composite of 2025 production; it is the specification in force for lots packed after October 1, 2025, and lots packed before that date carry the revision 6 declaration on their certificates.</w:t>
       </w:r>
     </w:p>
     <w:p>

--- a/submissions/08-nutrition-panel-granola/inputs/supplier_spec_s1187_crisp_rice.docx
+++ b/submissions/08-nutrition-panel-granola/inputs/supplier_spec_s1187_crisp_rice.docx
@@ -713,7 +713,7 @@
         <w:spacing w:after="120"/>
       </w:pPr>
       <w:r>
-        <w:t>This specification supersedes revision 6 dated August 2024, which listed the sub-ingredients as rice, sugar, salt and malt flavor at rice 91 percent, sugar 7 percent, salt 1.2 percent and malt flavor 0.8 percent, from a two-lot composite. Revision 7 names the barley malt extract, restates the proportions after the 2025 recipe change and reflects the three-lot composite of 2025 production; it is the specification in force for lots packed after October 1, 2025, and lots packed before that date carry the revision 6 declaration on their certificates.</w:t>
+        <w:t>This specification supersedes revision 6 dated August 2024, which listed the sub-ingredients as rice, sugar, salt and malt flavor at rice 91 percent, sugar 7 percent, salt 1.2 percent and malt flavor 0.8 percent, the malt flavor being a malt flavor from barley, and which stated sodium at 140 mg per 30 g serving from a two-lot composite. Revision 7 names the barley malt extract, restates the proportions after the 2025 recipe change and reflects the three-lot composite of 2025 production; it is the specification in force for lots packed after October 1, 2025, and lots packed before that date carry the revision 6 declaration and the revision 6 sodium on their certificates.</w:t>
       </w:r>
     </w:p>
     <w:p>
